--- a/public/assets/files/stacjonarne/S3D.docx
+++ b/public/assets/files/stacjonarne/S3D.docx
@@ -523,6 +523,7 @@
                 <w:i w:val="0"/>
                 <w:sz w:val="22"/>
               </w:rPr>
+              <w:t>I</w:t>
             </w:r>
           </w:p>
         </w:tc>
@@ -560,6 +561,7 @@
                 <w:i w:val="0"/>
                 <w:sz w:val="22"/>
               </w:rPr>
+              <w:t>obligatoryjny</w:t>
             </w:r>
           </w:p>
         </w:tc>
